--- a/OPD/LAB4/лабораторная работа 4 опд.docx
+++ b/OPD/LAB4/лабораторная работа 4 опд.docx
@@ -638,7 +638,7 @@
           <w:sz w:val="28"/>
           <w:szCs w:val="28"/>
         </w:rPr>
-        <w:t>4</w:t>
+        <w:t>5</w:t>
       </w:r>
       <w:r>
         <w:rPr>
@@ -1059,21 +1059,7 @@
             <w:rStyle w:val="a4"/>
             <w:noProof/>
           </w:rPr>
-          <w:t>Дополнитель</w:t>
-        </w:r>
-        <w:r>
-          <w:rPr>
-            <w:rStyle w:val="a4"/>
-            <w:noProof/>
-          </w:rPr>
-          <w:t>н</w:t>
-        </w:r>
-        <w:r>
-          <w:rPr>
-            <w:rStyle w:val="a4"/>
-            <w:noProof/>
-          </w:rPr>
-          <w:t>ое задание</w:t>
+          <w:t>Дополнительное задание</w:t>
         </w:r>
         <w:r>
           <w:rPr>
@@ -1304,7 +1290,7 @@
           <w:noProof/>
         </w:rPr>
         <w:drawing>
-          <wp:inline distT="0" distB="0" distL="0" distR="0" wp14:anchorId="03014130" wp14:editId="65FA987C">
+          <wp:inline distT="0" distB="0" distL="0" distR="0" wp14:anchorId="03014130" wp14:editId="3459B970">
             <wp:extent cx="5930900" cy="1619250"/>
             <wp:effectExtent l="0" t="0" r="0" b="0"/>
             <wp:docPr id="1" name="Рисунок 1"/>
@@ -1381,8 +1367,8 @@
           <w:lang w:val="ru-RU"/>
         </w:rPr>
       </w:pPr>
-      <w:bookmarkStart w:id="7" w:name="_Toc184021120"/>
-      <w:bookmarkStart w:id="8" w:name="_Toc198056697"/>
+      <w:bookmarkStart w:id="7" w:name="_Toc198056697"/>
+      <w:bookmarkStart w:id="8" w:name="_Toc184021120"/>
       <w:r>
         <w:t>основные этапы вы</w:t>
       </w:r>
@@ -1392,7 +1378,7 @@
         </w:rPr>
         <w:t>полнения</w:t>
       </w:r>
-      <w:bookmarkEnd w:id="8"/>
+      <w:bookmarkEnd w:id="7"/>
     </w:p>
     <w:p>
       <w:pPr>
@@ -1402,7 +1388,7 @@
       <w:r>
         <w:t>Текст исходной программы</w:t>
       </w:r>
-      <w:bookmarkEnd w:id="7"/>
+      <w:bookmarkEnd w:id="8"/>
       <w:bookmarkEnd w:id="9"/>
     </w:p>
     <w:p>
@@ -27924,9 +27910,9 @@
       <w:bookmarkStart w:id="16" w:name="_Toc179373060"/>
       <w:bookmarkStart w:id="17" w:name="_Toc179373267"/>
       <w:bookmarkStart w:id="18" w:name="_Toc179373646"/>
-      <w:bookmarkStart w:id="19" w:name="_Toc83116618"/>
-      <w:bookmarkStart w:id="20" w:name="_Toc114643036"/>
-      <w:bookmarkStart w:id="21" w:name="_Toc198056702"/>
+      <w:bookmarkStart w:id="19" w:name="_Toc198056702"/>
+      <w:bookmarkStart w:id="20" w:name="_Toc83116618"/>
+      <w:bookmarkStart w:id="21" w:name="_Toc114643036"/>
       <w:r>
         <w:rPr>
           <w:lang w:bidi="hi-IN"/>
@@ -27937,7 +27923,7 @@
       <w:bookmarkEnd w:id="16"/>
       <w:bookmarkEnd w:id="17"/>
       <w:bookmarkEnd w:id="18"/>
-      <w:bookmarkEnd w:id="21"/>
+      <w:bookmarkEnd w:id="19"/>
     </w:p>
     <w:p>
       <w:pPr>
@@ -27972,8 +27958,8 @@
       <w:r>
         <w:t>.</w:t>
       </w:r>
-      <w:bookmarkEnd w:id="19"/>
       <w:bookmarkEnd w:id="20"/>
+      <w:bookmarkEnd w:id="21"/>
     </w:p>
     <w:sectPr>
       <w:footerReference w:type="default" r:id="rId10"/>
